--- a/דוח סיכום עבודת גמר - מבקר הקוד הכפול.docx
+++ b/דוח סיכום עבודת גמר - מבקר הקוד הכפול.docx
@@ -582,7 +582,7 @@
           <w:i w:val="0"/>
           <w:rtl/>
         </w:rPr>
-        <w:t>הסוכן מדמה תוקף חיצוני. ה-System Prompt מנחה אותו לאתר חולשות, לייצר PoC, ולחשב מדדי CVSS 3.1 מלאים — הן מדדי הניצול (AV, AC, PR, UI) והן מדדי הנזק (C, I, A) — ולהחזיר מחרוזת וקטור תקנית.</w:t>
+        <w:t>הסוכן מדמה תוקף חיצוני. ה-System Prompt מנחה אותו לאתר חולשות, להפיק PoC, ולחשב מדדי CVSS 3.1 מלאים: הן מדדי הניצול (AV, AC, PR, UI) והן מדדי הנזק (C, I, A), ולהחזיר מחרוזת וקטור תקנית.</w:t>
       </w:r>
     </w:p>
     <w:p>
@@ -1000,17 +1000,425 @@
       </w:pPr>
       <w:r>
         <w:rPr>
-          <w:b/>
-          <w:rtl/>
-        </w:rPr>
-        <w:t xml:space="preserve">סטטוס: </w:t>
-      </w:r>
-      <w:r>
-        <w:rPr>
           <w:i w:val="0"/>
           <w:rtl/>
         </w:rPr>
-        <w:t>ההערכה הכמותית טרם הורצה, ולכן אין בדוח זה טבלת ביצועים.</w:t>
+        <w:t>ההערכה בוצעה על קורפוס הבדיקה המתויג. כל קטע קוד נשלח למערכת דרך endpoint הסריקה, והסיווג שהתקבל הושווה לתווית האמת. תצורת ההרצה: Groq openai/gpt-oss-120b, ארכיטקטורה Dual Agent (Red Team + Blue Team). תאריך ההרצה: 2026-07-22 16:03:49.</w:t>
+      </w:r>
+    </w:p>
+    <w:tbl>
+      <w:tblPr>
+        <w:tblW w:type="auto" w:w="0"/>
+        <w:jc w:val="right"/>
+        <w:tblLook w:firstColumn="1" w:firstRow="1" w:lastColumn="0" w:lastRow="0" w:noHBand="0" w:noVBand="1" w:val="04A0"/>
+      </w:tblPr>
+      <w:tblGrid>
+        <w:gridCol w:w="4680"/>
+        <w:gridCol w:w="4680"/>
+      </w:tblGrid>
+      <w:tr>
+        <w:tc>
+          <w:tcPr>
+            <w:tcW w:type="dxa" w:w="4680"/>
+            <w:shd w:val="clear" w:color="auto" w:fill="1A5276"/>
+          </w:tcPr>
+          <w:p>
+            <w:pPr>
+              <w:jc w:val="right"/>
+            </w:pPr>
+            <w:r>
+              <w:rPr>
+                <w:b/>
+                <w:color w:val="FFFFFF"/>
+                <w:rtl/>
+              </w:rPr>
+              <w:t>מדד</w:t>
+            </w:r>
+          </w:p>
+        </w:tc>
+        <w:tc>
+          <w:tcPr>
+            <w:tcW w:type="dxa" w:w="4680"/>
+            <w:shd w:val="clear" w:color="auto" w:fill="1A5276"/>
+          </w:tcPr>
+          <w:p>
+            <w:pPr>
+              <w:jc w:val="right"/>
+            </w:pPr>
+            <w:r>
+              <w:rPr>
+                <w:b/>
+                <w:color w:val="FFFFFF"/>
+                <w:rtl/>
+              </w:rPr>
+              <w:t>ערך שנמדד</w:t>
+            </w:r>
+          </w:p>
+        </w:tc>
+      </w:tr>
+      <w:tr>
+        <w:tc>
+          <w:tcPr>
+            <w:tcW w:type="dxa" w:w="4680"/>
+          </w:tcPr>
+          <w:p>
+            <w:pPr>
+              <w:jc w:val="right"/>
+            </w:pPr>
+            <w:r>
+              <w:rPr>
+                <w:rtl/>
+              </w:rPr>
+              <w:t>מקרים שהושלמו</w:t>
+            </w:r>
+          </w:p>
+        </w:tc>
+        <w:tc>
+          <w:tcPr>
+            <w:tcW w:type="dxa" w:w="4680"/>
+          </w:tcPr>
+          <w:p>
+            <w:pPr>
+              <w:jc w:val="right"/>
+            </w:pPr>
+            <w:r>
+              <w:rPr>
+                <w:rtl/>
+              </w:rPr>
+              <w:t>20 מתוך 20</w:t>
+            </w:r>
+          </w:p>
+        </w:tc>
+      </w:tr>
+      <w:tr>
+        <w:tc>
+          <w:tcPr>
+            <w:tcW w:type="dxa" w:w="4680"/>
+            <w:shd w:val="clear" w:color="auto" w:fill="EBF5FB"/>
+          </w:tcPr>
+          <w:p>
+            <w:pPr>
+              <w:jc w:val="right"/>
+            </w:pPr>
+            <w:r>
+              <w:rPr>
+                <w:rtl/>
+              </w:rPr>
+              <w:t>קצב זיהוי (Recall)</w:t>
+            </w:r>
+          </w:p>
+        </w:tc>
+        <w:tc>
+          <w:tcPr>
+            <w:tcW w:type="dxa" w:w="4680"/>
+            <w:shd w:val="clear" w:color="auto" w:fill="EBF5FB"/>
+          </w:tcPr>
+          <w:p>
+            <w:pPr>
+              <w:jc w:val="right"/>
+            </w:pPr>
+            <w:r>
+              <w:rPr>
+                <w:rtl/>
+              </w:rPr>
+              <w:t>100.0%</w:t>
+            </w:r>
+          </w:p>
+        </w:tc>
+      </w:tr>
+      <w:tr>
+        <w:tc>
+          <w:tcPr>
+            <w:tcW w:type="dxa" w:w="4680"/>
+          </w:tcPr>
+          <w:p>
+            <w:pPr>
+              <w:jc w:val="right"/>
+            </w:pPr>
+            <w:r>
+              <w:rPr>
+                <w:rtl/>
+              </w:rPr>
+              <w:t>התראות שווא (FPR)</w:t>
+            </w:r>
+          </w:p>
+        </w:tc>
+        <w:tc>
+          <w:tcPr>
+            <w:tcW w:type="dxa" w:w="4680"/>
+          </w:tcPr>
+          <w:p>
+            <w:pPr>
+              <w:jc w:val="right"/>
+            </w:pPr>
+            <w:r>
+              <w:rPr>
+                <w:rtl/>
+              </w:rPr>
+              <w:t>37.5%</w:t>
+            </w:r>
+          </w:p>
+        </w:tc>
+      </w:tr>
+      <w:tr>
+        <w:tc>
+          <w:tcPr>
+            <w:tcW w:type="dxa" w:w="4680"/>
+            <w:shd w:val="clear" w:color="auto" w:fill="EBF5FB"/>
+          </w:tcPr>
+          <w:p>
+            <w:pPr>
+              <w:jc w:val="right"/>
+            </w:pPr>
+            <w:r>
+              <w:rPr>
+                <w:rtl/>
+              </w:rPr>
+              <w:t>דיוק (Precision)</w:t>
+            </w:r>
+          </w:p>
+        </w:tc>
+        <w:tc>
+          <w:tcPr>
+            <w:tcW w:type="dxa" w:w="4680"/>
+            <w:shd w:val="clear" w:color="auto" w:fill="EBF5FB"/>
+          </w:tcPr>
+          <w:p>
+            <w:pPr>
+              <w:jc w:val="right"/>
+            </w:pPr>
+            <w:r>
+              <w:rPr>
+                <w:rtl/>
+              </w:rPr>
+              <w:t>80.0%</w:t>
+            </w:r>
+          </w:p>
+        </w:tc>
+      </w:tr>
+      <w:tr>
+        <w:tc>
+          <w:tcPr>
+            <w:tcW w:type="dxa" w:w="4680"/>
+          </w:tcPr>
+          <w:p>
+            <w:pPr>
+              <w:jc w:val="right"/>
+            </w:pPr>
+            <w:r>
+              <w:rPr>
+                <w:rtl/>
+              </w:rPr>
+              <w:t>הפקת וקטור CVSS תקין</w:t>
+            </w:r>
+          </w:p>
+        </w:tc>
+        <w:tc>
+          <w:tcPr>
+            <w:tcW w:type="dxa" w:w="4680"/>
+          </w:tcPr>
+          <w:p>
+            <w:pPr>
+              <w:jc w:val="right"/>
+            </w:pPr>
+            <w:r>
+              <w:rPr>
+                <w:rtl/>
+              </w:rPr>
+              <w:t>100.0%</w:t>
+            </w:r>
+          </w:p>
+        </w:tc>
+      </w:tr>
+      <w:tr>
+        <w:tc>
+          <w:tcPr>
+            <w:tcW w:type="dxa" w:w="4680"/>
+            <w:shd w:val="clear" w:color="auto" w:fill="EBF5FB"/>
+          </w:tcPr>
+          <w:p>
+            <w:pPr>
+              <w:jc w:val="right"/>
+            </w:pPr>
+            <w:r>
+              <w:rPr>
+                <w:rtl/>
+              </w:rPr>
+              <w:t>זמן ריצה ממוצע</w:t>
+            </w:r>
+          </w:p>
+        </w:tc>
+        <w:tc>
+          <w:tcPr>
+            <w:tcW w:type="dxa" w:w="4680"/>
+            <w:shd w:val="clear" w:color="auto" w:fill="EBF5FB"/>
+          </w:tcPr>
+          <w:p>
+            <w:pPr>
+              <w:jc w:val="right"/>
+            </w:pPr>
+            <w:r>
+              <w:rPr>
+                <w:rtl/>
+              </w:rPr>
+              <w:t>3.0 שניות</w:t>
+            </w:r>
+          </w:p>
+        </w:tc>
+      </w:tr>
+      <w:tr>
+        <w:tc>
+          <w:tcPr>
+            <w:tcW w:type="dxa" w:w="4680"/>
+          </w:tcPr>
+          <w:p>
+            <w:pPr>
+              <w:jc w:val="right"/>
+            </w:pPr>
+            <w:r>
+              <w:rPr>
+                <w:rtl/>
+              </w:rPr>
+              <w:t>זמן ריצה חציוני</w:t>
+            </w:r>
+          </w:p>
+        </w:tc>
+        <w:tc>
+          <w:tcPr>
+            <w:tcW w:type="dxa" w:w="4680"/>
+          </w:tcPr>
+          <w:p>
+            <w:pPr>
+              <w:jc w:val="right"/>
+            </w:pPr>
+            <w:r>
+              <w:rPr>
+                <w:rtl/>
+              </w:rPr>
+              <w:t>3.0 שניות</w:t>
+            </w:r>
+          </w:p>
+        </w:tc>
+      </w:tr>
+    </w:tbl>
+    <w:p/>
+    <w:p>
+      <w:pPr>
+        <w:jc w:val="center"/>
+      </w:pPr>
+      <w:r>
+        <w:drawing>
+          <wp:inline xmlns:a="http://schemas.openxmlformats.org/drawingml/2006/main" xmlns:pic="http://schemas.openxmlformats.org/drawingml/2006/picture">
+            <wp:extent cx="5394960" cy="2844615"/>
+            <wp:docPr id="3" name="Picture 3"/>
+            <wp:cNvGraphicFramePr>
+              <a:graphicFrameLocks noChangeAspect="1"/>
+            </wp:cNvGraphicFramePr>
+            <a:graphic>
+              <a:graphicData uri="http://schemas.openxmlformats.org/drawingml/2006/picture">
+                <pic:pic>
+                  <pic:nvPicPr>
+                    <pic:cNvPr id="0" name="fig3_confusion.png"/>
+                    <pic:cNvPicPr/>
+                  </pic:nvPicPr>
+                  <pic:blipFill>
+                    <a:blip r:embed="rId11"/>
+                    <a:stretch>
+                      <a:fillRect/>
+                    </a:stretch>
+                  </pic:blipFill>
+                  <pic:spPr>
+                    <a:xfrm>
+                      <a:off x="0" y="0"/>
+                      <a:ext cx="5394960" cy="2844615"/>
+                    </a:xfrm>
+                    <a:prstGeom prst="rect"/>
+                  </pic:spPr>
+                </pic:pic>
+              </a:graphicData>
+            </a:graphic>
+          </wp:inline>
+        </w:drawing>
+      </w:r>
+    </w:p>
+    <w:p>
+      <w:pPr>
+        <w:spacing w:after="120" w:line="276" w:lineRule="auto"/>
+        <w:jc w:val="right"/>
+      </w:pPr>
+      <w:r>
+        <w:rPr>
+          <w:i/>
+          <w:rtl/>
+        </w:rPr>
+        <w:t>תרשים 3: תוצאות הסיווג שנמדדו בפועל.</w:t>
+      </w:r>
+    </w:p>
+    <w:p>
+      <w:pPr>
+        <w:jc w:val="center"/>
+      </w:pPr>
+      <w:r>
+        <w:drawing>
+          <wp:inline xmlns:a="http://schemas.openxmlformats.org/drawingml/2006/main" xmlns:pic="http://schemas.openxmlformats.org/drawingml/2006/picture">
+            <wp:extent cx="5394960" cy="2844615"/>
+            <wp:docPr id="4" name="Picture 4"/>
+            <wp:cNvGraphicFramePr>
+              <a:graphicFrameLocks noChangeAspect="1"/>
+            </wp:cNvGraphicFramePr>
+            <a:graphic>
+              <a:graphicData uri="http://schemas.openxmlformats.org/drawingml/2006/picture">
+                <pic:pic>
+                  <pic:nvPicPr>
+                    <pic:cNvPr id="0" name="fig4_runtime.png"/>
+                    <pic:cNvPicPr/>
+                  </pic:nvPicPr>
+                  <pic:blipFill>
+                    <a:blip r:embed="rId12"/>
+                    <a:stretch>
+                      <a:fillRect/>
+                    </a:stretch>
+                  </pic:blipFill>
+                  <pic:spPr>
+                    <a:xfrm>
+                      <a:off x="0" y="0"/>
+                      <a:ext cx="5394960" cy="2844615"/>
+                    </a:xfrm>
+                    <a:prstGeom prst="rect"/>
+                  </pic:spPr>
+                </pic:pic>
+              </a:graphicData>
+            </a:graphic>
+          </wp:inline>
+        </w:drawing>
+      </w:r>
+    </w:p>
+    <w:p>
+      <w:pPr>
+        <w:spacing w:after="120" w:line="276" w:lineRule="auto"/>
+        <w:jc w:val="right"/>
+      </w:pPr>
+      <w:r>
+        <w:rPr>
+          <w:i/>
+          <w:rtl/>
+        </w:rPr>
+        <w:t>תרשים 4: התפלגות זמני הריצה מקצה לקצה.</w:t>
+      </w:r>
+    </w:p>
+    <w:p>
+      <w:pPr>
+        <w:spacing w:before="120" w:after="120"/>
+        <w:jc w:val="right"/>
+      </w:pPr>
+      <w:r>
+        <w:rPr>
+          <w:b/>
+          <w:color w:val="1A5276"/>
+          <w:sz w:val="24"/>
+          <w:rtl/>
+        </w:rPr>
+        <w:t>ניתוח התראות השווא</w:t>
       </w:r>
     </w:p>
     <w:p>
@@ -1023,7 +1431,258 @@
           <w:i w:val="0"/>
           <w:rtl/>
         </w:rPr>
-        <w:t>תשתית ההערכה בנויה ומוכנה: קורפוס מתויג של 20 מקרים (scripts/eval/dataset.json) וסקריפט הרצה שמחשב קצב זיהוי, שיעור התראות שווא, דיוק וזמני ריצה (scripts/eval/run_eval.py). התנאי החסר להרצה הוא קרדנצ'ל פעיל של ספק מודל השפה במופע ה-n8n. עם השלמתו, הרצת הסקריפט מייצרת את התוצאות והדוח מציג אותן אוטומטית.</w:t>
+        <w:t>המערכת זיהתה את כל 12 המקרים הפגיעים, אך סימנה גם 3 מתוך 8 המקרים הבטוחים כפגיעים. זהו הממצא המרכזי של ההערכה, והוא מנוגד לציפייה שהארכיטקטורה הדו-סוכנית תקטין את שיעור התראות השווא.</w:t>
+      </w:r>
+    </w:p>
+    <w:tbl>
+      <w:tblPr>
+        <w:tblW w:type="auto" w:w="0"/>
+        <w:jc w:val="right"/>
+        <w:tblLook w:firstColumn="1" w:firstRow="1" w:lastColumn="0" w:lastRow="0" w:noHBand="0" w:noVBand="1" w:val="04A0"/>
+      </w:tblPr>
+      <w:tblGrid>
+        <w:gridCol w:w="3120"/>
+        <w:gridCol w:w="3120"/>
+        <w:gridCol w:w="3120"/>
+      </w:tblGrid>
+      <w:tr>
+        <w:tc>
+          <w:tcPr>
+            <w:tcW w:type="dxa" w:w="3120"/>
+            <w:shd w:val="clear" w:color="auto" w:fill="1A5276"/>
+          </w:tcPr>
+          <w:p>
+            <w:pPr>
+              <w:jc w:val="right"/>
+            </w:pPr>
+            <w:r>
+              <w:rPr>
+                <w:b/>
+                <w:color w:val="FFFFFF"/>
+                <w:rtl/>
+              </w:rPr>
+              <w:t>מזהה</w:t>
+            </w:r>
+          </w:p>
+        </w:tc>
+        <w:tc>
+          <w:tcPr>
+            <w:tcW w:type="dxa" w:w="3120"/>
+            <w:shd w:val="clear" w:color="auto" w:fill="1A5276"/>
+          </w:tcPr>
+          <w:p>
+            <w:pPr>
+              <w:jc w:val="right"/>
+            </w:pPr>
+            <w:r>
+              <w:rPr>
+                <w:b/>
+                <w:color w:val="FFFFFF"/>
+                <w:rtl/>
+              </w:rPr>
+              <w:t>שפה</w:t>
+            </w:r>
+          </w:p>
+        </w:tc>
+        <w:tc>
+          <w:tcPr>
+            <w:tcW w:type="dxa" w:w="3120"/>
+            <w:shd w:val="clear" w:color="auto" w:fill="1A5276"/>
+          </w:tcPr>
+          <w:p>
+            <w:pPr>
+              <w:jc w:val="right"/>
+            </w:pPr>
+            <w:r>
+              <w:rPr>
+                <w:b/>
+                <w:color w:val="FFFFFF"/>
+                <w:rtl/>
+              </w:rPr>
+              <w:t>וקטור CVSS שדווח</w:t>
+            </w:r>
+          </w:p>
+        </w:tc>
+      </w:tr>
+      <w:tr>
+        <w:tc>
+          <w:tcPr>
+            <w:tcW w:type="dxa" w:w="3120"/>
+          </w:tcPr>
+          <w:p>
+            <w:pPr>
+              <w:jc w:val="right"/>
+            </w:pPr>
+            <w:r>
+              <w:rPr>
+                <w:rtl/>
+              </w:rPr>
+              <w:t>S03</w:t>
+            </w:r>
+          </w:p>
+        </w:tc>
+        <w:tc>
+          <w:tcPr>
+            <w:tcW w:type="dxa" w:w="3120"/>
+          </w:tcPr>
+          <w:p>
+            <w:pPr>
+              <w:jc w:val="right"/>
+            </w:pPr>
+            <w:r>
+              <w:rPr>
+                <w:rtl/>
+              </w:rPr>
+              <w:t>javascript</w:t>
+            </w:r>
+          </w:p>
+        </w:tc>
+        <w:tc>
+          <w:tcPr>
+            <w:tcW w:type="dxa" w:w="3120"/>
+          </w:tcPr>
+          <w:p>
+            <w:pPr>
+              <w:jc w:val="right"/>
+            </w:pPr>
+            <w:r>
+              <w:rPr>
+                <w:rtl/>
+              </w:rPr>
+              <w:t>CVSS:3.1/AV:N/AC:L/PR:N/UI:R/S:C/C:N/I:L/A:N</w:t>
+            </w:r>
+          </w:p>
+        </w:tc>
+      </w:tr>
+      <w:tr>
+        <w:tc>
+          <w:tcPr>
+            <w:tcW w:type="dxa" w:w="3120"/>
+            <w:shd w:val="clear" w:color="auto" w:fill="EBF5FB"/>
+          </w:tcPr>
+          <w:p>
+            <w:pPr>
+              <w:jc w:val="right"/>
+            </w:pPr>
+            <w:r>
+              <w:rPr>
+                <w:rtl/>
+              </w:rPr>
+              <w:t>S04</w:t>
+            </w:r>
+          </w:p>
+        </w:tc>
+        <w:tc>
+          <w:tcPr>
+            <w:tcW w:type="dxa" w:w="3120"/>
+            <w:shd w:val="clear" w:color="auto" w:fill="EBF5FB"/>
+          </w:tcPr>
+          <w:p>
+            <w:pPr>
+              <w:jc w:val="right"/>
+            </w:pPr>
+            <w:r>
+              <w:rPr>
+                <w:rtl/>
+              </w:rPr>
+              <w:t>python</w:t>
+            </w:r>
+          </w:p>
+        </w:tc>
+        <w:tc>
+          <w:tcPr>
+            <w:tcW w:type="dxa" w:w="3120"/>
+            <w:shd w:val="clear" w:color="auto" w:fill="EBF5FB"/>
+          </w:tcPr>
+          <w:p>
+            <w:pPr>
+              <w:jc w:val="right"/>
+            </w:pPr>
+            <w:r>
+              <w:rPr>
+                <w:rtl/>
+              </w:rPr>
+              <w:t>CVSS:3.1/AV:N/AC:L/PR:N/UI:N/S:U/C:H/I:N/A:N</w:t>
+            </w:r>
+          </w:p>
+        </w:tc>
+      </w:tr>
+      <w:tr>
+        <w:tc>
+          <w:tcPr>
+            <w:tcW w:type="dxa" w:w="3120"/>
+          </w:tcPr>
+          <w:p>
+            <w:pPr>
+              <w:jc w:val="right"/>
+            </w:pPr>
+            <w:r>
+              <w:rPr>
+                <w:rtl/>
+              </w:rPr>
+              <w:t>S08</w:t>
+            </w:r>
+          </w:p>
+        </w:tc>
+        <w:tc>
+          <w:tcPr>
+            <w:tcW w:type="dxa" w:w="3120"/>
+          </w:tcPr>
+          <w:p>
+            <w:pPr>
+              <w:jc w:val="right"/>
+            </w:pPr>
+            <w:r>
+              <w:rPr>
+                <w:rtl/>
+              </w:rPr>
+              <w:t>python</w:t>
+            </w:r>
+          </w:p>
+        </w:tc>
+        <w:tc>
+          <w:tcPr>
+            <w:tcW w:type="dxa" w:w="3120"/>
+          </w:tcPr>
+          <w:p>
+            <w:pPr>
+              <w:jc w:val="right"/>
+            </w:pPr>
+            <w:r>
+              <w:rPr>
+                <w:rtl/>
+              </w:rPr>
+              <w:t>CVSS:3.1/AV:N/AC:L/PR:N/UI:N/S:U/C:N/I:N/A:H</w:t>
+            </w:r>
+          </w:p>
+        </w:tc>
+      </w:tr>
+    </w:tbl>
+    <w:p/>
+    <w:p>
+      <w:pPr>
+        <w:spacing w:after="120" w:line="276" w:lineRule="auto"/>
+        <w:jc w:val="right"/>
+      </w:pPr>
+      <w:r>
+        <w:rPr>
+          <w:i w:val="0"/>
+          <w:rtl/>
+        </w:rPr>
+        <w:t>בחינה של שלושת המקרים מלמדת שכולם הם הגרסה **המתוקנת** של חולשה מקבילה בקורפוס: תבנית תצוגה בצד השרת במקום שרשור מחרוזות, בדיקת נתיב מוחלט מול תיקיית בסיס, ופענוח JSON עם אימות טיפוס. כלומר הסוכן האדום מזהה נכון את *אזור* הסיכון, אך אינו מזהה שאמצעי ההגנה שבמקום כבר סוגר אותו. הוא מדווח על הדפוס ולא על הפגיעות בפועל.</w:t>
+      </w:r>
+    </w:p>
+    <w:p>
+      <w:pPr>
+        <w:spacing w:after="120" w:line="276" w:lineRule="auto"/>
+        <w:jc w:val="right"/>
+      </w:pPr>
+      <w:r>
+        <w:rPr>
+          <w:i w:val="0"/>
+          <w:rtl/>
+        </w:rPr>
+        <w:t>ההסבר הזה גם מסביר את קצב הזיהוי המושלם: סוכן שנוטה לסמן כל דפוס חשוד לא יחמיץ חולשה אמיתית, אבל ישלם על כך בהתראות שווא. שני המדדים הם שני צדדים של אותה הטיה, ולכן אין לקרוא את קצב הזיהוי בנפרד מהם.</w:t>
       </w:r>
     </w:p>
     <w:p>
@@ -1036,14 +1695,34 @@
           <w:b/>
           <w:rtl/>
         </w:rPr>
-        <w:t xml:space="preserve">הערה מתודולוגית: </w:t>
+        <w:t xml:space="preserve">הערת מהימנות: </w:t>
       </w:r>
       <w:r>
         <w:rPr>
           <w:i w:val="0"/>
           <w:rtl/>
         </w:rPr>
-        <w:t>לא הוצגו כאן מספרי ביצועים משום שלא נמדדו. הצגת מספרים שלא נמדדו הייתה הופכת את הדוח לבלתי ניתן להגנה.</w:t>
+        <w:t>המדגם מונה 20 מקרים בלבד. בגודל כזה, כל מקרה בודד מזיז את האחוזים בכמה נקודות, ולכן יש לקרוא את המספרים כאינדיקציה לכיוון ולא כמדידה מדויקת. כדי לטעון טענה סטטיסטית ממשית נדרש מדגם גדול משמעותית והרצות חוזרות.</w:t>
+      </w:r>
+    </w:p>
+    <w:p>
+      <w:pPr>
+        <w:spacing w:after="120" w:line="276" w:lineRule="auto"/>
+        <w:jc w:val="right"/>
+      </w:pPr>
+      <w:r>
+        <w:rPr>
+          <w:b/>
+          <w:rtl/>
+        </w:rPr>
+        <w:t xml:space="preserve">תקפות המדידה: </w:t>
+      </w:r>
+      <w:r>
+        <w:rPr>
+          <w:i w:val="0"/>
+          <w:rtl/>
+        </w:rPr>
+        <w:t>ההרצה בוצעה כולה על מודל אחד. נבדק בלוגים של השרת שלא אירע ולו כשל אחד שהיה מפעיל את מנגנון המודל החלופי, ולכן המספרים מתארים מודל יחיד ולא הרכב של שניים.</w:t>
       </w:r>
     </w:p>
     <w:p>
@@ -1071,7 +1750,7 @@
           <w:i w:val="0"/>
           <w:rtl/>
         </w:rPr>
-        <w:t>ההנמקה לארכיטקטורה הדו-סוכנית היא עקרונית ולא ניסויית. מודל שפה יחיד שמתבקש גם לאתר חולשה וגם לתקן אותה נמצא בניגוד עניינים מובנה: הוא נדרש לשפוט את עבודתו שלו. הפרדה לשני תפקידים — מאתר ומתקן — יוצרת נקודת בקרה שבה פלט הסוכן הראשון הוא הקלט של השני, ומחייבת שהממצא יהיה מנוסח בצורה שניתן לפעול לפיה.</w:t>
+        <w:t>ההנמקה לארכיטקטורה הדו-סוכנית היא עקרונית ולא ניסויית. מודל שפה יחיד שמתבקש גם לאתר חולשה וגם לתקן אותה נמצא בניגוד עניינים מובנה: הוא נדרש לשפוט את עבודתו שלו. הפרדה לשני תפקידים — מאתר ומתקן — יוצרת נקודת בקרה שבה פלט הסוכן הראשון הוא הקלט של השני, ומחייבת שהממצא יהיה מנוסח בצורה שאפשר לפעול לפיה.</w:t>
       </w:r>
     </w:p>
     <w:p>
@@ -1084,7 +1763,33 @@
           <w:i w:val="0"/>
           <w:rtl/>
         </w:rPr>
-        <w:t>חשוב לציין שהארכיטקטורה הזו אינה מבטלת התראות שווא. אם הסוכן האדום מדווח על חולשה שאינה קיימת, הסוכן הכחול יקבל את הדיווח כנתון וינסה לתקן. השיפור הצפוי נובע מהאילוץ שהממצא חייב להיות ספציפי מספיק כדי לייצר ממנו תיקון, לא ממנגנון הצבעה או ביקורת הדדית. כימות ההשפעה בפועל דורש הרצת ההערכה.</w:t>
+        <w:t>הארכיטקטורה הזו אינה מבטלת התראות שווא. אם הסוכן האדום מדווח על חולשה שאינה קיימת, הסוכן הכחול מקבל את הדיווח כנתון ומנסה לתקן. אין כאן מנגנון הצבעה ואין ביקורת הדדית: הסוכן הכחול אינו מוסמך לפסול את הממצא, אלא רק לפעול לפיו.</w:t>
+      </w:r>
+    </w:p>
+    <w:p>
+      <w:pPr>
+        <w:spacing w:after="120" w:line="276" w:lineRule="auto"/>
+        <w:jc w:val="right"/>
+      </w:pPr>
+      <w:r>
+        <w:rPr>
+          <w:i w:val="0"/>
+          <w:rtl/>
+        </w:rPr>
+        <w:t>המדידה מאשרת את המגבלה הזו במלואה. שיעור התראות השווא שנמדד עומד על 37.5%, כלומר הארכיטקטורה הדו-סוכנית לא סיננה אותן. הציפייה שהפרדת התפקידים תקטין מעצמה את רעש ההתראות לא התממשה, ומי שמתכנן מערכת כזו אינו יכול להסתמך על ההפרדה ככלי סינון.</w:t>
+      </w:r>
+    </w:p>
+    <w:p>
+      <w:pPr>
+        <w:spacing w:after="120" w:line="276" w:lineRule="auto"/>
+        <w:jc w:val="right"/>
+      </w:pPr>
+      <w:r>
+        <w:rPr>
+          <w:i w:val="0"/>
+          <w:rtl/>
+        </w:rPr>
+        <w:t>מה שההפרדה כן נותנת הוא אילוץ מבני: הממצא חייב להיות ספציפי מספיק כדי שאפשר יהיה לגזור ממנו תיקון. זה מייצר דיווחים ניתנים לפעולה ומאפשר את שכבת ה-Self-Healing, אבל אלה יתרונות בתחום השימושיות ולא בתחום הדיוק. לסינון התראות שווא נדרש רכיב נפרד שתפקידו לפסול ממצאים, למשל מאמת שמריץ את ה-PoC מול הקוד ובודק אם הוא באמת עובד.</w:t>
       </w:r>
     </w:p>
     <w:p>
@@ -1245,7 +1950,7 @@
           <w:i w:val="0"/>
           <w:rtl/>
         </w:rPr>
-        <w:t>הפרויקט מדגים שניתן לבנות צינור אוטומטי שמחבר אירוע Pull Request לניתוח אבטחה ולהצעת תיקון, כשהתזמור נעשה בתשתית אוטומציה והשיקול הסמנטי בלבד מופקד בידי מודלי שפה. הערך העסקי הוא קיצור הזמן בין כתיבת קוד פגיע לבין הצפת הממצא למפתח — מימים לדקות.</w:t>
+        <w:t>הפרויקט מדגים שאפשר לבנות צינור אוטומטי שמחבר אירוע Pull Request לניתוח אבטחה ולהצעת תיקון, כשהתזמור נעשה בתשתית אוטומציה והשיקול הסמנטי בלבד מופקד בידי מודלי שפה. הערך העסקי הוא קיצור הזמן בין כתיבת קוד פגיע לבין הצפת הממצא למפתח — מימים לדקות.</w:t>
       </w:r>
     </w:p>
     <w:p>

--- a/דוח סיכום עבודת גמר - מבקר הקוד הכפול.docx
+++ b/דוח סיכום עבודת גמר - מבקר הקוד הכפול.docx
@@ -1003,7 +1003,7 @@
           <w:i w:val="0"/>
           <w:rtl/>
         </w:rPr>
-        <w:t>ההערכה בוצעה על קורפוס הבדיקה המתויג. כל קטע קוד נשלח למערכת דרך endpoint הסריקה, והסיווג שהתקבל הושווה לתווית האמת. תצורת ההרצה: Groq openai/gpt-oss-120b, ארכיטקטורה Dual Agent (Red Team + Blue Team). תאריך ההרצה: 2026-07-22 16:03:49.</w:t>
+        <w:t>ההערכה בוצעה על קורפוס הבדיקה המתויג. כל קטע קוד נשלח למערכת דרך endpoint הסריקה, והסיווג שהתקבל הושווה לתווית האמת. תצורת ההרצה: Groq openai/gpt-oss-120b, ארכיטקטורה Dual Agent (Red Team + Blue Team). תאריך ההרצה: 2026-07-22 16:22:52.</w:t>
       </w:r>
     </w:p>
     <w:tbl>
@@ -1121,7 +1121,7 @@
               <w:rPr>
                 <w:rtl/>
               </w:rPr>
-              <w:t>100.0%</w:t>
+              <w:t>91.7%</w:t>
             </w:r>
           </w:p>
         </w:tc>
@@ -1155,7 +1155,7 @@
               <w:rPr>
                 <w:rtl/>
               </w:rPr>
-              <w:t>37.5%</w:t>
+              <w:t>12.5%</w:t>
             </w:r>
           </w:p>
         </w:tc>
@@ -1191,7 +1191,7 @@
               <w:rPr>
                 <w:rtl/>
               </w:rPr>
-              <w:t>80.0%</w:t>
+              <w:t>91.7%</w:t>
             </w:r>
           </w:p>
         </w:tc>
@@ -1225,7 +1225,7 @@
               <w:rPr>
                 <w:rtl/>
               </w:rPr>
-              <w:t>100.0%</w:t>
+              <w:t>91.7%</w:t>
             </w:r>
           </w:p>
         </w:tc>
@@ -1261,7 +1261,7 @@
               <w:rPr>
                 <w:rtl/>
               </w:rPr>
-              <w:t>3.0 שניות</w:t>
+              <w:t>2.8 שניות</w:t>
             </w:r>
           </w:p>
         </w:tc>
@@ -1295,7 +1295,7 @@
               <w:rPr>
                 <w:rtl/>
               </w:rPr>
-              <w:t>3.0 שניות</w:t>
+              <w:t>2.9 שניות</w:t>
             </w:r>
           </w:p>
         </w:tc>
@@ -1418,7 +1418,7 @@
           <w:sz w:val="24"/>
           <w:rtl/>
         </w:rPr>
-        <w:t>ניתוח התראות השווא</w:t>
+        <w:t>שתי הרצות: אבחון הטיה ותיקונה</w:t>
       </w:r>
     </w:p>
     <w:p>
@@ -1431,7 +1431,7 @@
           <w:i w:val="0"/>
           <w:rtl/>
         </w:rPr>
-        <w:t>המערכת זיהתה את כל 12 המקרים הפגיעים, אך סימנה גם 3 מתוך 8 המקרים הבטוחים כפגיעים. זהו הממצא המרכזי של ההערכה, והוא מנוגד לציפייה שהארכיטקטורה הדו-סוכנית תקטין את שיעור התראות השווא.</w:t>
+        <w:t>ההערכה הורצה פעמיים על אותו קורפוס ואותו מודל. בין ההרצות שונה ה-System Prompt של הסוכן האדום, בעקבות אבחון של ההרצה הראשונה.</w:t>
       </w:r>
     </w:p>
     <w:tbl>
@@ -1461,7 +1461,410 @@
                 <w:color w:val="FFFFFF"/>
                 <w:rtl/>
               </w:rPr>
-              <w:t>מזהה</w:t>
+              <w:t>מדד</w:t>
+            </w:r>
+          </w:p>
+        </w:tc>
+        <w:tc>
+          <w:tcPr>
+            <w:tcW w:type="dxa" w:w="3120"/>
+            <w:shd w:val="clear" w:color="auto" w:fill="1A5276"/>
+          </w:tcPr>
+          <w:p>
+            <w:pPr>
+              <w:jc w:val="right"/>
+            </w:pPr>
+            <w:r>
+              <w:rPr>
+                <w:b/>
+                <w:color w:val="FFFFFF"/>
+                <w:rtl/>
+              </w:rPr>
+              <w:t>הרצה 1 (לפני)</w:t>
+            </w:r>
+          </w:p>
+        </w:tc>
+        <w:tc>
+          <w:tcPr>
+            <w:tcW w:type="dxa" w:w="3120"/>
+            <w:shd w:val="clear" w:color="auto" w:fill="1A5276"/>
+          </w:tcPr>
+          <w:p>
+            <w:pPr>
+              <w:jc w:val="right"/>
+            </w:pPr>
+            <w:r>
+              <w:rPr>
+                <w:b/>
+                <w:color w:val="FFFFFF"/>
+                <w:rtl/>
+              </w:rPr>
+              <w:t>הרצה 2 (אחרי)</w:t>
+            </w:r>
+          </w:p>
+        </w:tc>
+      </w:tr>
+      <w:tr>
+        <w:tc>
+          <w:tcPr>
+            <w:tcW w:type="dxa" w:w="3120"/>
+          </w:tcPr>
+          <w:p>
+            <w:pPr>
+              <w:jc w:val="right"/>
+            </w:pPr>
+            <w:r>
+              <w:rPr>
+                <w:rtl/>
+              </w:rPr>
+              <w:t>קצב זיהוי</w:t>
+            </w:r>
+          </w:p>
+        </w:tc>
+        <w:tc>
+          <w:tcPr>
+            <w:tcW w:type="dxa" w:w="3120"/>
+          </w:tcPr>
+          <w:p>
+            <w:pPr>
+              <w:jc w:val="right"/>
+            </w:pPr>
+            <w:r>
+              <w:rPr>
+                <w:rtl/>
+              </w:rPr>
+              <w:t>100.0%</w:t>
+            </w:r>
+          </w:p>
+        </w:tc>
+        <w:tc>
+          <w:tcPr>
+            <w:tcW w:type="dxa" w:w="3120"/>
+          </w:tcPr>
+          <w:p>
+            <w:pPr>
+              <w:jc w:val="right"/>
+            </w:pPr>
+            <w:r>
+              <w:rPr>
+                <w:rtl/>
+              </w:rPr>
+              <w:t>91.7%</w:t>
+            </w:r>
+          </w:p>
+        </w:tc>
+      </w:tr>
+      <w:tr>
+        <w:tc>
+          <w:tcPr>
+            <w:tcW w:type="dxa" w:w="3120"/>
+            <w:shd w:val="clear" w:color="auto" w:fill="EBF5FB"/>
+          </w:tcPr>
+          <w:p>
+            <w:pPr>
+              <w:jc w:val="right"/>
+            </w:pPr>
+            <w:r>
+              <w:rPr>
+                <w:rtl/>
+              </w:rPr>
+              <w:t>התראות שווא</w:t>
+            </w:r>
+          </w:p>
+        </w:tc>
+        <w:tc>
+          <w:tcPr>
+            <w:tcW w:type="dxa" w:w="3120"/>
+            <w:shd w:val="clear" w:color="auto" w:fill="EBF5FB"/>
+          </w:tcPr>
+          <w:p>
+            <w:pPr>
+              <w:jc w:val="right"/>
+            </w:pPr>
+            <w:r>
+              <w:rPr>
+                <w:rtl/>
+              </w:rPr>
+              <w:t>37.5%</w:t>
+            </w:r>
+          </w:p>
+        </w:tc>
+        <w:tc>
+          <w:tcPr>
+            <w:tcW w:type="dxa" w:w="3120"/>
+            <w:shd w:val="clear" w:color="auto" w:fill="EBF5FB"/>
+          </w:tcPr>
+          <w:p>
+            <w:pPr>
+              <w:jc w:val="right"/>
+            </w:pPr>
+            <w:r>
+              <w:rPr>
+                <w:rtl/>
+              </w:rPr>
+              <w:t>12.5%</w:t>
+            </w:r>
+          </w:p>
+        </w:tc>
+      </w:tr>
+      <w:tr>
+        <w:tc>
+          <w:tcPr>
+            <w:tcW w:type="dxa" w:w="3120"/>
+          </w:tcPr>
+          <w:p>
+            <w:pPr>
+              <w:jc w:val="right"/>
+            </w:pPr>
+            <w:r>
+              <w:rPr>
+                <w:rtl/>
+              </w:rPr>
+              <w:t>דיוק</w:t>
+            </w:r>
+          </w:p>
+        </w:tc>
+        <w:tc>
+          <w:tcPr>
+            <w:tcW w:type="dxa" w:w="3120"/>
+          </w:tcPr>
+          <w:p>
+            <w:pPr>
+              <w:jc w:val="right"/>
+            </w:pPr>
+            <w:r>
+              <w:rPr>
+                <w:rtl/>
+              </w:rPr>
+              <w:t>80.0%</w:t>
+            </w:r>
+          </w:p>
+        </w:tc>
+        <w:tc>
+          <w:tcPr>
+            <w:tcW w:type="dxa" w:w="3120"/>
+          </w:tcPr>
+          <w:p>
+            <w:pPr>
+              <w:jc w:val="right"/>
+            </w:pPr>
+            <w:r>
+              <w:rPr>
+                <w:rtl/>
+              </w:rPr>
+              <w:t>91.7%</w:t>
+            </w:r>
+          </w:p>
+        </w:tc>
+      </w:tr>
+      <w:tr>
+        <w:tc>
+          <w:tcPr>
+            <w:tcW w:type="dxa" w:w="3120"/>
+            <w:shd w:val="clear" w:color="auto" w:fill="EBF5FB"/>
+          </w:tcPr>
+          <w:p>
+            <w:pPr>
+              <w:jc w:val="right"/>
+            </w:pPr>
+            <w:r>
+              <w:rPr>
+                <w:rtl/>
+              </w:rPr>
+              <w:t>החמצות</w:t>
+            </w:r>
+          </w:p>
+        </w:tc>
+        <w:tc>
+          <w:tcPr>
+            <w:tcW w:type="dxa" w:w="3120"/>
+            <w:shd w:val="clear" w:color="auto" w:fill="EBF5FB"/>
+          </w:tcPr>
+          <w:p>
+            <w:pPr>
+              <w:jc w:val="right"/>
+            </w:pPr>
+            <w:r>
+              <w:rPr>
+                <w:rtl/>
+              </w:rPr>
+              <w:t>0</w:t>
+            </w:r>
+          </w:p>
+        </w:tc>
+        <w:tc>
+          <w:tcPr>
+            <w:tcW w:type="dxa" w:w="3120"/>
+            <w:shd w:val="clear" w:color="auto" w:fill="EBF5FB"/>
+          </w:tcPr>
+          <w:p>
+            <w:pPr>
+              <w:jc w:val="right"/>
+            </w:pPr>
+            <w:r>
+              <w:rPr>
+                <w:rtl/>
+              </w:rPr>
+              <w:t>1</w:t>
+            </w:r>
+          </w:p>
+        </w:tc>
+      </w:tr>
+      <w:tr>
+        <w:tc>
+          <w:tcPr>
+            <w:tcW w:type="dxa" w:w="3120"/>
+          </w:tcPr>
+          <w:p>
+            <w:pPr>
+              <w:jc w:val="right"/>
+            </w:pPr>
+            <w:r>
+              <w:rPr>
+                <w:rtl/>
+              </w:rPr>
+              <w:t>התראות שווא (מספר)</w:t>
+            </w:r>
+          </w:p>
+        </w:tc>
+        <w:tc>
+          <w:tcPr>
+            <w:tcW w:type="dxa" w:w="3120"/>
+          </w:tcPr>
+          <w:p>
+            <w:pPr>
+              <w:jc w:val="right"/>
+            </w:pPr>
+            <w:r>
+              <w:rPr>
+                <w:rtl/>
+              </w:rPr>
+              <w:t>3</w:t>
+            </w:r>
+          </w:p>
+        </w:tc>
+        <w:tc>
+          <w:tcPr>
+            <w:tcW w:type="dxa" w:w="3120"/>
+          </w:tcPr>
+          <w:p>
+            <w:pPr>
+              <w:jc w:val="right"/>
+            </w:pPr>
+            <w:r>
+              <w:rPr>
+                <w:rtl/>
+              </w:rPr>
+              <w:t>1</w:t>
+            </w:r>
+          </w:p>
+        </w:tc>
+      </w:tr>
+    </w:tbl>
+    <w:p/>
+    <w:p>
+      <w:pPr>
+        <w:spacing w:after="120" w:line="276" w:lineRule="auto"/>
+        <w:jc w:val="right"/>
+      </w:pPr>
+      <w:r>
+        <w:rPr>
+          <w:b/>
+          <w:rtl/>
+        </w:rPr>
+        <w:t xml:space="preserve">אבחון: </w:t>
+      </w:r>
+      <w:r>
+        <w:rPr>
+          <w:i w:val="0"/>
+          <w:rtl/>
+        </w:rPr>
+        <w:t>בהרצה הראשונה המערכת זיהתה את כל המקרים הפגיעים, אך סימנה גם 3 מהמקרים הבטוחים (S03, S04, S08). בדיקה של שלושתם העלתה מכנה משותף: כולם הגרסה המתוקנת של חולשה מקבילה בקורפוס — תבנית תצוגה בצד השרת, בדיקת נתיב מוחלט מול תיקיית בסיס, ופענוח JSON עם אימות טיפוס. הסוכן זיהה נכון את אזור הסיכון, אך לא בחן אם אמצעי ההגנה שכבר נמצא בקוד סוגר אותו.</w:t>
+      </w:r>
+    </w:p>
+    <w:p>
+      <w:pPr>
+        <w:spacing w:after="120" w:line="276" w:lineRule="auto"/>
+        <w:jc w:val="right"/>
+      </w:pPr>
+      <w:r>
+        <w:rPr>
+          <w:b/>
+          <w:rtl/>
+        </w:rPr>
+        <w:t xml:space="preserve">התיקון: </w:t>
+      </w:r>
+      <w:r>
+        <w:rPr>
+          <w:i w:val="0"/>
+          <w:rtl/>
+        </w:rPr>
+        <w:t>ל-System Prompt נוסף שלב חובה לפני הדיווח: לאחר איתור דפוס סיכון, הסוכן נדרש לעבור על הקוד ולבדוק אם קיים אמצעי שמנטרל אותו, ולדווח רק אם הוא יכול לכתוב PoC שעובד למרות ההגנות. נוסף שדה חובה בפלט שבו עליו לנמק מדוע ההגנות הקיימות אינן מספיקות.</w:t>
+      </w:r>
+    </w:p>
+    <w:p>
+      <w:pPr>
+        <w:spacing w:after="120" w:line="276" w:lineRule="auto"/>
+        <w:jc w:val="right"/>
+      </w:pPr>
+      <w:r>
+        <w:rPr>
+          <w:b/>
+          <w:rtl/>
+        </w:rPr>
+        <w:t xml:space="preserve">התוצאה: </w:t>
+      </w:r>
+      <w:r>
+        <w:rPr>
+          <w:i w:val="0"/>
+          <w:rtl/>
+        </w:rPr>
+        <w:t>שיעור התראות השווא ירד מ-37.5% ל-12.5% והדיוק עלה מ-80.0% ל-91.7%. המחיר היה החמצה אחת: המקרה של סיסמה מוטמעת בקוד לא דווח בהרצה השנייה. זהו איזון קלאסי בין דיוק לכיסוי — הנחיה שמרנית יותר מקטינה רעש אך מגדילה את הסיכון להחמצה, וההחלטה איפה למקם את הסף היא החלטה ניהולית ולא טכנית.</w:t>
+      </w:r>
+    </w:p>
+    <w:p>
+      <w:pPr>
+        <w:spacing w:before="120" w:after="120"/>
+        <w:jc w:val="right"/>
+      </w:pPr>
+      <w:r>
+        <w:rPr>
+          <w:b/>
+          <w:color w:val="1A5276"/>
+          <w:sz w:val="24"/>
+          <w:rtl/>
+        </w:rPr>
+        <w:t>הטעויות שנותרו</w:t>
+      </w:r>
+    </w:p>
+    <w:tbl>
+      <w:tblPr>
+        <w:tblW w:type="auto" w:w="0"/>
+        <w:jc w:val="right"/>
+        <w:tblLook w:firstColumn="1" w:firstRow="1" w:lastColumn="0" w:lastRow="0" w:noHBand="0" w:noVBand="1" w:val="04A0"/>
+      </w:tblPr>
+      <w:tblGrid>
+        <w:gridCol w:w="3120"/>
+        <w:gridCol w:w="3120"/>
+        <w:gridCol w:w="3120"/>
+      </w:tblGrid>
+      <w:tr>
+        <w:tc>
+          <w:tcPr>
+            <w:tcW w:type="dxa" w:w="3120"/>
+            <w:shd w:val="clear" w:color="auto" w:fill="1A5276"/>
+          </w:tcPr>
+          <w:p>
+            <w:pPr>
+              <w:jc w:val="right"/>
+            </w:pPr>
+            <w:r>
+              <w:rPr>
+                <w:b/>
+                <w:color w:val="FFFFFF"/>
+                <w:rtl/>
+              </w:rPr>
+              <w:t>התראת שווא</w:t>
             </w:r>
           </w:p>
         </w:tc>
@@ -1549,110 +1952,7 @@
               <w:rPr>
                 <w:rtl/>
               </w:rPr>
-              <w:t>CVSS:3.1/AV:N/AC:L/PR:N/UI:R/S:C/C:N/I:L/A:N</w:t>
-            </w:r>
-          </w:p>
-        </w:tc>
-      </w:tr>
-      <w:tr>
-        <w:tc>
-          <w:tcPr>
-            <w:tcW w:type="dxa" w:w="3120"/>
-            <w:shd w:val="clear" w:color="auto" w:fill="EBF5FB"/>
-          </w:tcPr>
-          <w:p>
-            <w:pPr>
-              <w:jc w:val="right"/>
-            </w:pPr>
-            <w:r>
-              <w:rPr>
-                <w:rtl/>
-              </w:rPr>
-              <w:t>S04</w:t>
-            </w:r>
-          </w:p>
-        </w:tc>
-        <w:tc>
-          <w:tcPr>
-            <w:tcW w:type="dxa" w:w="3120"/>
-            <w:shd w:val="clear" w:color="auto" w:fill="EBF5FB"/>
-          </w:tcPr>
-          <w:p>
-            <w:pPr>
-              <w:jc w:val="right"/>
-            </w:pPr>
-            <w:r>
-              <w:rPr>
-                <w:rtl/>
-              </w:rPr>
-              <w:t>python</w:t>
-            </w:r>
-          </w:p>
-        </w:tc>
-        <w:tc>
-          <w:tcPr>
-            <w:tcW w:type="dxa" w:w="3120"/>
-            <w:shd w:val="clear" w:color="auto" w:fill="EBF5FB"/>
-          </w:tcPr>
-          <w:p>
-            <w:pPr>
-              <w:jc w:val="right"/>
-            </w:pPr>
-            <w:r>
-              <w:rPr>
-                <w:rtl/>
-              </w:rPr>
-              <w:t>CVSS:3.1/AV:N/AC:L/PR:N/UI:N/S:U/C:H/I:N/A:N</w:t>
-            </w:r>
-          </w:p>
-        </w:tc>
-      </w:tr>
-      <w:tr>
-        <w:tc>
-          <w:tcPr>
-            <w:tcW w:type="dxa" w:w="3120"/>
-          </w:tcPr>
-          <w:p>
-            <w:pPr>
-              <w:jc w:val="right"/>
-            </w:pPr>
-            <w:r>
-              <w:rPr>
-                <w:rtl/>
-              </w:rPr>
-              <w:t>S08</w:t>
-            </w:r>
-          </w:p>
-        </w:tc>
-        <w:tc>
-          <w:tcPr>
-            <w:tcW w:type="dxa" w:w="3120"/>
-          </w:tcPr>
-          <w:p>
-            <w:pPr>
-              <w:jc w:val="right"/>
-            </w:pPr>
-            <w:r>
-              <w:rPr>
-                <w:rtl/>
-              </w:rPr>
-              <w:t>python</w:t>
-            </w:r>
-          </w:p>
-        </w:tc>
-        <w:tc>
-          <w:tcPr>
-            <w:tcW w:type="dxa" w:w="3120"/>
-          </w:tcPr>
-          <w:p>
-            <w:pPr>
-              <w:jc w:val="right"/>
-            </w:pPr>
-            <w:r>
-              <w:rPr>
-                <w:rtl/>
-              </w:rPr>
-              <w:t>CVSS:3.1/AV:N/AC:L/PR:N/UI:N/S:U/C:N/I:N/A:H</w:t>
+              <w:t>CVSS:3.1/AV:N/AC:L/PR:N/UI:R/S:U/C:N/I:N/A:N</w:t>
             </w:r>
           </w:p>
         </w:tc>
@@ -1669,7 +1969,7 @@
           <w:i w:val="0"/>
           <w:rtl/>
         </w:rPr>
-        <w:t>בחינה של שלושת המקרים מלמדת שכולם הם הגרסה **המתוקנת** של חולשה מקבילה בקורפוס: תבנית תצוגה בצד השרת במקום שרשור מחרוזות, בדיקת נתיב מוחלט מול תיקיית בסיס, ופענוח JSON עם אימות טיפוס. כלומר הסוכן האדום מזהה נכון את *אזור* הסיכון, אך אינו מזהה שאמצעי ההגנה שבמקום כבר סוגר אותו. הוא מדווח על הדפוס ולא על הפגיעות בפועל.</w:t>
+        <w:t>ההתראה שנותרה היא על נתיב Express שמעביר קלט משתמש למנוע תבניות. כאן ההגדרה של המקרה כבטוח שנויה במחלוקת: בטיחותו תלויה בקובץ התבנית, שאינו חלק מהקטע שנבדק. אם התבנית משתמשת בהחלפה שאינה מבצעת escaping, הקוד אכן פגיע. זו מגבלה של הקורפוס יותר מאשר טעות של הסוכן, ותיוג המקרה כבטוח נשען על הנחה שאי אפשר לאמת מתוך הקוד עצמו.</w:t>
       </w:r>
     </w:p>
     <w:p>
@@ -1682,7 +1982,7 @@
           <w:i w:val="0"/>
           <w:rtl/>
         </w:rPr>
-        <w:t>ההסבר הזה גם מסביר את קצב הזיהוי המושלם: סוכן שנוטה לסמן כל דפוס חשוד לא יחמיץ חולשה אמיתית, אבל ישלם על כך בהתראות שווא. שני המדדים הם שני צדדים של אותה הטיה, ולכן אין לקרוא את קצב הזיהוי בנפרד מהם.</w:t>
+        <w:t>ההחמצה היחידה היא V07 — סיסמה מוטמעת בקוד. הנחיית האימות שנוספה גרמה לסוכן להתייחס לקבוע כאל ערך תצורה לגיטימי. זו דוגמה ישירה לעלות של ההנחיה השמרנית: היא מסננת רעש, אך גם משתיקה ממצא אמיתי שאין מולו אמצעי הגנה כלל.</w:t>
       </w:r>
     </w:p>
     <w:p>
@@ -1776,7 +2076,7 @@
           <w:i w:val="0"/>
           <w:rtl/>
         </w:rPr>
-        <w:t>המדידה מאשרת את המגבלה הזו במלואה. שיעור התראות השווא שנמדד עומד על 37.5%, כלומר הארכיטקטורה הדו-סוכנית לא סיננה אותן. הציפייה שהפרדת התפקידים תקטין מעצמה את רעש ההתראות לא התממשה, ומי שמתכנן מערכת כזו אינו יכול להסתמך על ההפרדה ככלי סינון.</w:t>
+        <w:t>המדידה מאשרת זאת. שיעור התראות השווא עומד על 12.5%, וכל הירידה ביחס להרצה הראשונה הושגה בשינוי ההנחיה לסוכן האדום ולא בזכות הארכיטקטורה. הציפייה שהפרדת התפקידים תסנן רעש מעצמה לא התממשה, ומי שמתכנן מערכת כזו אינו יכול להסתמך על ההפרדה ככלי סינון.</w:t>
       </w:r>
     </w:p>
     <w:p>

--- a/דוח סיכום עבודת גמר - מבקר הקוד הכפול.docx
+++ b/דוח סיכום עבודת גמר - מבקר הקוד הכפול.docx
@@ -1003,7 +1003,7 @@
           <w:i w:val="0"/>
           <w:rtl/>
         </w:rPr>
-        <w:t>ההערכה בוצעה על קורפוס הבדיקה המתויג. כל קטע קוד נשלח למערכת דרך endpoint הסריקה, והסיווג שהתקבל הושווה לתווית האמת. תצורת ההרצה: Groq openai/gpt-oss-120b, ארכיטקטורה Dual Agent (Red Team + Blue Team). תאריך ההרצה: 2026-07-22 16:22:52.</w:t>
+        <w:t>ההערכה בוצעה על קורפוס הבדיקה המתויג. כל קטע קוד נשלח למערכת דרך endpoint הסריקה, והסיווג שהתקבל הושווה לתווית האמת. תצורת ההרצה: Groq openai/gpt-oss-120b, ארכיטקטורה Dual Agent (Red Team + Blue Team). תאריך ההרצה: 2026-07-22 16:44:24.</w:t>
       </w:r>
     </w:p>
     <w:tbl>
@@ -1121,7 +1121,7 @@
               <w:rPr>
                 <w:rtl/>
               </w:rPr>
-              <w:t>91.7%</w:t>
+              <w:t>100.0%</w:t>
             </w:r>
           </w:p>
         </w:tc>
@@ -1191,7 +1191,7 @@
               <w:rPr>
                 <w:rtl/>
               </w:rPr>
-              <w:t>91.7%</w:t>
+              <w:t>92.3%</w:t>
             </w:r>
           </w:p>
         </w:tc>
@@ -1225,7 +1225,7 @@
               <w:rPr>
                 <w:rtl/>
               </w:rPr>
-              <w:t>91.7%</w:t>
+              <w:t>100.0%</w:t>
             </w:r>
           </w:p>
         </w:tc>
@@ -1261,7 +1261,7 @@
               <w:rPr>
                 <w:rtl/>
               </w:rPr>
-              <w:t>2.8 שניות</w:t>
+              <w:t>3.4 שניות</w:t>
             </w:r>
           </w:p>
         </w:tc>
@@ -1295,7 +1295,7 @@
               <w:rPr>
                 <w:rtl/>
               </w:rPr>
-              <w:t>2.9 שניות</w:t>
+              <w:t>3.2 שניות</w:t>
             </w:r>
           </w:p>
         </w:tc>
@@ -1418,7 +1418,7 @@
           <w:sz w:val="24"/>
           <w:rtl/>
         </w:rPr>
-        <w:t>שתי הרצות: אבחון הטיה ותיקונה</w:t>
+        <w:t>שלוש הרצות: אבחון הטיה ותיקונה</w:t>
       </w:r>
     </w:p>
     <w:p>
@@ -1431,7 +1431,7 @@
           <w:i w:val="0"/>
           <w:rtl/>
         </w:rPr>
-        <w:t>ההערכה הורצה פעמיים על אותו קורפוס ואותו מודל. בין ההרצות שונה ה-System Prompt של הסוכן האדום, בעקבות אבחון של ההרצה הראשונה.</w:t>
+        <w:t>ההערכה הורצה שלוש פעמים על אותו קורפוס ואותו מודל. בין ההרצות שונה ה-System Prompt של הסוכן האדום בלבד, בעקבות אבחון של ההרצה הקודמת. כל שאר רכיבי המערכת נותרו זהים, ולכן ההפרש בין ההרצות משקף את השינוי בהנחיה ולא שינוי אחר.</w:t>
       </w:r>
     </w:p>
     <w:tbl>
@@ -1441,14 +1441,15 @@
         <w:tblLook w:firstColumn="1" w:firstRow="1" w:lastColumn="0" w:lastRow="0" w:noHBand="0" w:noVBand="1" w:val="04A0"/>
       </w:tblPr>
       <w:tblGrid>
-        <w:gridCol w:w="3120"/>
-        <w:gridCol w:w="3120"/>
-        <w:gridCol w:w="3120"/>
+        <w:gridCol w:w="2340"/>
+        <w:gridCol w:w="2340"/>
+        <w:gridCol w:w="2340"/>
+        <w:gridCol w:w="2340"/>
       </w:tblGrid>
       <w:tr>
         <w:tc>
           <w:tcPr>
-            <w:tcW w:type="dxa" w:w="3120"/>
+            <w:tcW w:type="dxa" w:w="2340"/>
             <w:shd w:val="clear" w:color="auto" w:fill="1A5276"/>
           </w:tcPr>
           <w:p>
@@ -1467,7 +1468,7 @@
         </w:tc>
         <w:tc>
           <w:tcPr>
-            <w:tcW w:type="dxa" w:w="3120"/>
+            <w:tcW w:type="dxa" w:w="2340"/>
             <w:shd w:val="clear" w:color="auto" w:fill="1A5276"/>
           </w:tcPr>
           <w:p>
@@ -1480,13 +1481,13 @@
                 <w:color w:val="FFFFFF"/>
                 <w:rtl/>
               </w:rPr>
-              <w:t>הרצה 1 (לפני)</w:t>
+              <w:t>הרצה 1</w:t>
             </w:r>
           </w:p>
         </w:tc>
         <w:tc>
           <w:tcPr>
-            <w:tcW w:type="dxa" w:w="3120"/>
+            <w:tcW w:type="dxa" w:w="2340"/>
             <w:shd w:val="clear" w:color="auto" w:fill="1A5276"/>
           </w:tcPr>
           <w:p>
@@ -1499,7 +1500,26 @@
                 <w:color w:val="FFFFFF"/>
                 <w:rtl/>
               </w:rPr>
-              <w:t>הרצה 2 (אחרי)</w:t>
+              <w:t>הרצה 2</w:t>
+            </w:r>
+          </w:p>
+        </w:tc>
+        <w:tc>
+          <w:tcPr>
+            <w:tcW w:type="dxa" w:w="2340"/>
+            <w:shd w:val="clear" w:color="auto" w:fill="1A5276"/>
+          </w:tcPr>
+          <w:p>
+            <w:pPr>
+              <w:jc w:val="right"/>
+            </w:pPr>
+            <w:r>
+              <w:rPr>
+                <w:b/>
+                <w:color w:val="FFFFFF"/>
+                <w:rtl/>
+              </w:rPr>
+              <w:t>הרצה 3 (סופית)</w:t>
             </w:r>
           </w:p>
         </w:tc>
@@ -1507,7 +1527,7 @@
       <w:tr>
         <w:tc>
           <w:tcPr>
-            <w:tcW w:type="dxa" w:w="3120"/>
+            <w:tcW w:type="dxa" w:w="2340"/>
           </w:tcPr>
           <w:p>
             <w:pPr>
@@ -1523,7 +1543,7 @@
         </w:tc>
         <w:tc>
           <w:tcPr>
-            <w:tcW w:type="dxa" w:w="3120"/>
+            <w:tcW w:type="dxa" w:w="2340"/>
           </w:tcPr>
           <w:p>
             <w:pPr>
@@ -1539,7 +1559,7 @@
         </w:tc>
         <w:tc>
           <w:tcPr>
-            <w:tcW w:type="dxa" w:w="3120"/>
+            <w:tcW w:type="dxa" w:w="2340"/>
           </w:tcPr>
           <w:p>
             <w:pPr>
@@ -1553,11 +1573,27 @@
             </w:r>
           </w:p>
         </w:tc>
+        <w:tc>
+          <w:tcPr>
+            <w:tcW w:type="dxa" w:w="2340"/>
+          </w:tcPr>
+          <w:p>
+            <w:pPr>
+              <w:jc w:val="right"/>
+            </w:pPr>
+            <w:r>
+              <w:rPr>
+                <w:rtl/>
+              </w:rPr>
+              <w:t>100.0%</w:t>
+            </w:r>
+          </w:p>
+        </w:tc>
       </w:tr>
       <w:tr>
         <w:tc>
           <w:tcPr>
-            <w:tcW w:type="dxa" w:w="3120"/>
+            <w:tcW w:type="dxa" w:w="2340"/>
             <w:shd w:val="clear" w:color="auto" w:fill="EBF5FB"/>
           </w:tcPr>
           <w:p>
@@ -1574,7 +1610,7 @@
         </w:tc>
         <w:tc>
           <w:tcPr>
-            <w:tcW w:type="dxa" w:w="3120"/>
+            <w:tcW w:type="dxa" w:w="2340"/>
             <w:shd w:val="clear" w:color="auto" w:fill="EBF5FB"/>
           </w:tcPr>
           <w:p>
@@ -1591,7 +1627,24 @@
         </w:tc>
         <w:tc>
           <w:tcPr>
-            <w:tcW w:type="dxa" w:w="3120"/>
+            <w:tcW w:type="dxa" w:w="2340"/>
+            <w:shd w:val="clear" w:color="auto" w:fill="EBF5FB"/>
+          </w:tcPr>
+          <w:p>
+            <w:pPr>
+              <w:jc w:val="right"/>
+            </w:pPr>
+            <w:r>
+              <w:rPr>
+                <w:rtl/>
+              </w:rPr>
+              <w:t>12.5%</w:t>
+            </w:r>
+          </w:p>
+        </w:tc>
+        <w:tc>
+          <w:tcPr>
+            <w:tcW w:type="dxa" w:w="2340"/>
             <w:shd w:val="clear" w:color="auto" w:fill="EBF5FB"/>
           </w:tcPr>
           <w:p>
@@ -1610,7 +1663,7 @@
       <w:tr>
         <w:tc>
           <w:tcPr>
-            <w:tcW w:type="dxa" w:w="3120"/>
+            <w:tcW w:type="dxa" w:w="2340"/>
           </w:tcPr>
           <w:p>
             <w:pPr>
@@ -1626,7 +1679,7 @@
         </w:tc>
         <w:tc>
           <w:tcPr>
-            <w:tcW w:type="dxa" w:w="3120"/>
+            <w:tcW w:type="dxa" w:w="2340"/>
           </w:tcPr>
           <w:p>
             <w:pPr>
@@ -1642,7 +1695,7 @@
         </w:tc>
         <w:tc>
           <w:tcPr>
-            <w:tcW w:type="dxa" w:w="3120"/>
+            <w:tcW w:type="dxa" w:w="2340"/>
           </w:tcPr>
           <w:p>
             <w:pPr>
@@ -1656,11 +1709,27 @@
             </w:r>
           </w:p>
         </w:tc>
+        <w:tc>
+          <w:tcPr>
+            <w:tcW w:type="dxa" w:w="2340"/>
+          </w:tcPr>
+          <w:p>
+            <w:pPr>
+              <w:jc w:val="right"/>
+            </w:pPr>
+            <w:r>
+              <w:rPr>
+                <w:rtl/>
+              </w:rPr>
+              <w:t>92.3%</w:t>
+            </w:r>
+          </w:p>
+        </w:tc>
       </w:tr>
       <w:tr>
         <w:tc>
           <w:tcPr>
-            <w:tcW w:type="dxa" w:w="3120"/>
+            <w:tcW w:type="dxa" w:w="2340"/>
             <w:shd w:val="clear" w:color="auto" w:fill="EBF5FB"/>
           </w:tcPr>
           <w:p>
@@ -1677,7 +1746,7 @@
         </w:tc>
         <w:tc>
           <w:tcPr>
-            <w:tcW w:type="dxa" w:w="3120"/>
+            <w:tcW w:type="dxa" w:w="2340"/>
             <w:shd w:val="clear" w:color="auto" w:fill="EBF5FB"/>
           </w:tcPr>
           <w:p>
@@ -1694,7 +1763,7 @@
         </w:tc>
         <w:tc>
           <w:tcPr>
-            <w:tcW w:type="dxa" w:w="3120"/>
+            <w:tcW w:type="dxa" w:w="2340"/>
             <w:shd w:val="clear" w:color="auto" w:fill="EBF5FB"/>
           </w:tcPr>
           <w:p>
@@ -1709,11 +1778,28 @@
             </w:r>
           </w:p>
         </w:tc>
+        <w:tc>
+          <w:tcPr>
+            <w:tcW w:type="dxa" w:w="2340"/>
+            <w:shd w:val="clear" w:color="auto" w:fill="EBF5FB"/>
+          </w:tcPr>
+          <w:p>
+            <w:pPr>
+              <w:jc w:val="right"/>
+            </w:pPr>
+            <w:r>
+              <w:rPr>
+                <w:rtl/>
+              </w:rPr>
+              <w:t>0</w:t>
+            </w:r>
+          </w:p>
+        </w:tc>
       </w:tr>
       <w:tr>
         <w:tc>
           <w:tcPr>
-            <w:tcW w:type="dxa" w:w="3120"/>
+            <w:tcW w:type="dxa" w:w="2340"/>
           </w:tcPr>
           <w:p>
             <w:pPr>
@@ -1729,7 +1815,7 @@
         </w:tc>
         <w:tc>
           <w:tcPr>
-            <w:tcW w:type="dxa" w:w="3120"/>
+            <w:tcW w:type="dxa" w:w="2340"/>
           </w:tcPr>
           <w:p>
             <w:pPr>
@@ -1745,7 +1831,23 @@
         </w:tc>
         <w:tc>
           <w:tcPr>
-            <w:tcW w:type="dxa" w:w="3120"/>
+            <w:tcW w:type="dxa" w:w="2340"/>
+          </w:tcPr>
+          <w:p>
+            <w:pPr>
+              <w:jc w:val="right"/>
+            </w:pPr>
+            <w:r>
+              <w:rPr>
+                <w:rtl/>
+              </w:rPr>
+              <w:t>1</w:t>
+            </w:r>
+          </w:p>
+        </w:tc>
+        <w:tc>
+          <w:tcPr>
+            <w:tcW w:type="dxa" w:w="2340"/>
           </w:tcPr>
           <w:p>
             <w:pPr>
@@ -1812,14 +1914,54 @@
           <w:b/>
           <w:rtl/>
         </w:rPr>
-        <w:t xml:space="preserve">התוצאה: </w:t>
+        <w:t xml:space="preserve">הרצה 2: </w:t>
       </w:r>
       <w:r>
         <w:rPr>
           <w:i w:val="0"/>
           <w:rtl/>
         </w:rPr>
-        <w:t>שיעור התראות השווא ירד מ-37.5% ל-12.5% והדיוק עלה מ-80.0% ל-91.7%. המחיר היה החמצה אחת: המקרה של סיסמה מוטמעת בקוד לא דווח בהרצה השנייה. זהו איזון קלאסי בין דיוק לכיסוי — הנחיה שמרנית יותר מקטינה רעש אך מגדילה את הסיכון להחמצה, וההחלטה איפה למקם את הסף היא החלטה ניהולית ולא טכנית.</w:t>
+        <w:t>שיעור התראות השווא ירד מ-37.5% ל-12.5%, אך נוצרה החמצה: המקרה של סיסמה מוטמעת בקוד לא דווח. בדיקה העלתה שההנחיה החדשה הופעלה רחב מדי. לחלק ממחלקות החולשה אין אמצעי הגנה אפשרי *בתוך* אותו קטע קוד — סוד מוטמע, גיבוב חלש לסיסמאות, ביטול אימות תעודה. הסוכן חיפש הגנה, לא מצא, ופירש זאת כאילו אין חולשה.</w:t>
+      </w:r>
+    </w:p>
+    <w:p>
+      <w:pPr>
+        <w:spacing w:after="120" w:line="276" w:lineRule="auto"/>
+        <w:jc w:val="right"/>
+      </w:pPr>
+      <w:r>
+        <w:rPr>
+          <w:b/>
+          <w:rtl/>
+        </w:rPr>
+        <w:t xml:space="preserve">התיקון השני: </w:t>
+      </w:r>
+      <w:r>
+        <w:rPr>
+          <w:i w:val="0"/>
+          <w:rtl/>
+        </w:rPr>
+        <w:t>לשלב בדיקת הנטרול נוספה רשימת חריגים: מחלקות שבהן היעדר הגנה הוא הממצא עצמו, ולכן מדווחים בהן תמיד. הרשימה מונה חמש מחלקות מוגדרות היטב ואינה חופפת למקרים שגרמו להתראות השווא, שכולם עסקו בקלט משתמש שעובר דרך הגנה.</w:t>
+      </w:r>
+    </w:p>
+    <w:p>
+      <w:pPr>
+        <w:spacing w:after="120" w:line="276" w:lineRule="auto"/>
+        <w:jc w:val="right"/>
+      </w:pPr>
+      <w:r>
+        <w:rPr>
+          <w:b/>
+          <w:rtl/>
+        </w:rPr>
+        <w:t xml:space="preserve">התוצאה הסופית: </w:t>
+      </w:r>
+      <w:r>
+        <w:rPr>
+          <w:i w:val="0"/>
+          <w:rtl/>
+        </w:rPr>
+        <w:t>בתצורה הסופית קצב הזיהוי הוא 100.0% ללא החמצות, שיעור התראות השווא 12.5% והדיוק 92.3%. ביחס להרצה הראשונה, שיעור התראות השווא ירד מ-37.5% והדיוק עלה מ-80.0%, בלי לוותר על אף ממצא. כלומר האיזון בין דיוק לכיסוי לא נפתר בבחירת סף, אלא בהפרדה בין מחלקות חולשה שיש להן אמצעי הגנה אפשרי בקוד לבין כאלה שאין.</w:t>
       </w:r>
     </w:p>
     <w:p>
@@ -1952,7 +2094,7 @@
               <w:rPr>
                 <w:rtl/>
               </w:rPr>
-              <w:t>CVSS:3.1/AV:N/AC:L/PR:N/UI:R/S:U/C:N/I:N/A:N</w:t>
+              <w:t>CVSS:3.1/AV:N/AC:L/PR:N/UI:R/S:U/C:N/I:L/A:N</w:t>
             </w:r>
           </w:p>
         </w:tc>
@@ -1970,19 +2112,6 @@
           <w:rtl/>
         </w:rPr>
         <w:t>ההתראה שנותרה היא על נתיב Express שמעביר קלט משתמש למנוע תבניות. כאן ההגדרה של המקרה כבטוח שנויה במחלוקת: בטיחותו תלויה בקובץ התבנית, שאינו חלק מהקטע שנבדק. אם התבנית משתמשת בהחלפה שאינה מבצעת escaping, הקוד אכן פגיע. זו מגבלה של הקורפוס יותר מאשר טעות של הסוכן, ותיוג המקרה כבטוח נשען על הנחה שאי אפשר לאמת מתוך הקוד עצמו.</w:t>
-      </w:r>
-    </w:p>
-    <w:p>
-      <w:pPr>
-        <w:spacing w:after="120" w:line="276" w:lineRule="auto"/>
-        <w:jc w:val="right"/>
-      </w:pPr>
-      <w:r>
-        <w:rPr>
-          <w:i w:val="0"/>
-          <w:rtl/>
-        </w:rPr>
-        <w:t>ההחמצה היחידה היא V07 — סיסמה מוטמעת בקוד. הנחיית האימות שנוספה גרמה לסוכן להתייחס לקבוע כאל ערך תצורה לגיטימי. זו דוגמה ישירה לעלות של ההנחיה השמרנית: היא מסננת רעש, אך גם משתיקה ממצא אמיתי שאין מולו אמצעי הגנה כלל.</w:t>
       </w:r>
     </w:p>
     <w:p>

--- a/דוח סיכום עבודת גמר - מבקר הקוד הכפול.docx
+++ b/דוח סיכום עבודת גמר - מבקר הקוד הכפול.docx
@@ -333,7 +333,7 @@
           <w:b/>
           <w:rtl/>
         </w:rPr>
-        <w:t xml:space="preserve">מה רואים בנתונים: </w:t>
+        <w:t xml:space="preserve">מה רואים בגרף: </w:t>
       </w:r>
       <w:r>
         <w:rPr>
@@ -460,7 +460,7 @@
           <w:b/>
           <w:rtl/>
         </w:rPr>
-        <w:t xml:space="preserve">מה רואים בנתונים: </w:t>
+        <w:t xml:space="preserve">מה רואים בגרף: </w:t>
       </w:r>
       <w:r>
         <w:rPr>
@@ -1866,6 +1866,58 @@
     <w:p/>
     <w:p>
       <w:pPr>
+        <w:jc w:val="center"/>
+      </w:pPr>
+      <w:r>
+        <w:drawing>
+          <wp:inline xmlns:a="http://schemas.openxmlformats.org/drawingml/2006/main" xmlns:pic="http://schemas.openxmlformats.org/drawingml/2006/picture">
+            <wp:extent cx="5394960" cy="2513366"/>
+            <wp:docPr id="5" name="Picture 5"/>
+            <wp:cNvGraphicFramePr>
+              <a:graphicFrameLocks noChangeAspect="1"/>
+            </wp:cNvGraphicFramePr>
+            <a:graphic>
+              <a:graphicData uri="http://schemas.openxmlformats.org/drawingml/2006/picture">
+                <pic:pic>
+                  <pic:nvPicPr>
+                    <pic:cNvPr id="0" name="fig5_run_comparison.png"/>
+                    <pic:cNvPicPr/>
+                  </pic:nvPicPr>
+                  <pic:blipFill>
+                    <a:blip r:embed="rId13"/>
+                    <a:stretch>
+                      <a:fillRect/>
+                    </a:stretch>
+                  </pic:blipFill>
+                  <pic:spPr>
+                    <a:xfrm>
+                      <a:off x="0" y="0"/>
+                      <a:ext cx="5394960" cy="2513366"/>
+                    </a:xfrm>
+                    <a:prstGeom prst="rect"/>
+                  </pic:spPr>
+                </pic:pic>
+              </a:graphicData>
+            </a:graphic>
+          </wp:inline>
+        </w:drawing>
+      </w:r>
+    </w:p>
+    <w:p>
+      <w:pPr>
+        <w:spacing w:after="120" w:line="276" w:lineRule="auto"/>
+        <w:jc w:val="right"/>
+      </w:pPr>
+      <w:r>
+        <w:rPr>
+          <w:i/>
+          <w:rtl/>
+        </w:rPr>
+        <w:t>תרשים 5: השפעת כל תיקון בהנחיה על שלושת המדדים, באותו קורפוס ואותו מודל.</w:t>
+      </w:r>
+    </w:p>
+    <w:p>
+      <w:pPr>
         <w:spacing w:after="120" w:line="276" w:lineRule="auto"/>
         <w:jc w:val="right"/>
       </w:pPr>
@@ -1977,6 +2029,58 @@
           <w:rtl/>
         </w:rPr>
         <w:t>הטעויות שנותרו</w:t>
+      </w:r>
+    </w:p>
+    <w:p>
+      <w:pPr>
+        <w:jc w:val="center"/>
+      </w:pPr>
+      <w:r>
+        <w:drawing>
+          <wp:inline xmlns:a="http://schemas.openxmlformats.org/drawingml/2006/main" xmlns:pic="http://schemas.openxmlformats.org/drawingml/2006/picture">
+            <wp:extent cx="5394960" cy="1758357"/>
+            <wp:docPr id="6" name="Picture 6"/>
+            <wp:cNvGraphicFramePr>
+              <a:graphicFrameLocks noChangeAspect="1"/>
+            </wp:cNvGraphicFramePr>
+            <a:graphic>
+              <a:graphicData uri="http://schemas.openxmlformats.org/drawingml/2006/picture">
+                <pic:pic>
+                  <pic:nvPicPr>
+                    <pic:cNvPr id="0" name="fig6_per_case.png"/>
+                    <pic:cNvPicPr/>
+                  </pic:nvPicPr>
+                  <pic:blipFill>
+                    <a:blip r:embed="rId14"/>
+                    <a:stretch>
+                      <a:fillRect/>
+                    </a:stretch>
+                  </pic:blipFill>
+                  <pic:spPr>
+                    <a:xfrm>
+                      <a:off x="0" y="0"/>
+                      <a:ext cx="5394960" cy="1758357"/>
+                    </a:xfrm>
+                    <a:prstGeom prst="rect"/>
+                  </pic:spPr>
+                </pic:pic>
+              </a:graphicData>
+            </a:graphic>
+          </wp:inline>
+        </w:drawing>
+      </w:r>
+    </w:p>
+    <w:p>
+      <w:pPr>
+        <w:spacing w:after="120" w:line="276" w:lineRule="auto"/>
+        <w:jc w:val="right"/>
+      </w:pPr>
+      <w:r>
+        <w:rPr>
+          <w:i/>
+          <w:rtl/>
+        </w:rPr>
+        <w:t>תרשים 6: תוצאה לכל אחד מ-20 מקרי הבדיקה. FP מסמן התראת שווא.</w:t>
       </w:r>
     </w:p>
     <w:tbl>
